--- a/chapter1_revised.docx
+++ b/chapter1_revised.docx
@@ -143,7 +143,13 @@
         <w:rPr>
           <w:rtl/>
         </w:rPr>
-        <w:t xml:space="preserve"> چالش‌های عملیاتی در حوزه فروش که ناشی از عدم تطابق محصول با نیازهای متغیر بازار و پیچیدگی‌های چرخه تصمیم‌گیری مشتری است (کاتلر و همکاران، ۲۰۲۱)</w:t>
+        <w:t xml:space="preserve"> چالش‌های عملیاتی در حوزه فروش که ناشی از عدم تطابق محصول با نیازهای متغیر بازار و پیچیدگی‌های چرخه تصمیم‌گیری مشتری است </w:t>
+      </w:r>
+      <w:r>
+        <w:rPr>
+          <w:rtl/>
+        </w:rPr>
+        <w:t xml:space="preserve">(کاتلر و همکاران، ۲۰۲۲)</w:t>
       </w:r>
       <w:r>
         <w:rPr>
@@ -155,13 +161,13 @@
         <w:rPr>
           <w:rtl/>
         </w:rPr>
-        <w:t>. دوم، ریسک‌های استراتژیک ناشی از تمرکز بر مدل‌های تک‌محصولی که می‌تواند سازمان را در برابر نوسانات محیطی و تغ</w:t>
-      </w:r>
-      <w:r>
-        <w:rPr>
-          <w:rtl/>
-        </w:rPr>
-        <w:t>ییرات تکنولوژیک آسیب‌پذیر سازد (مامن و همکاران، ۲۰۲۳)</w:t>
+        <w:t xml:space="preserve">. دوم، ریسک‌های استراتژیک ناشی از تمرکز بر مدل‌های تک‌محصولی </w:t>
+      </w:r>
+      <w:r>
+        <w:rPr>
+          <w:rtl/>
+        </w:rPr>
+        <w:t xml:space="preserve">که سازمان را در برابر نوسانات محیطی آسیب‌پذیر می‌سازد، زیرا تنوع محصولی ریسک بنگاه را کاهش می‌دهد (مامن و همکاران، ۲۰۲۱)</w:t>
       </w:r>
       <w:r>
         <w:rPr>
@@ -187,7 +193,13 @@
         <w:rPr>
           <w:rtl/>
         </w:rPr>
-        <w:t>این ریسک ریشه‌ای ساختاری دارد و در بنگاه‌های تک‌محصولی نمود می‌یابد (مامن و همکاران، ۲۰۲۱)</w:t>
+        <w:t xml:space="preserve">این ریسک ریشه‌ای ساختاری دارد </w:t>
+      </w:r>
+      <w:r>
+        <w:rPr>
+          <w:rtl/>
+        </w:rPr>
+        <w:t xml:space="preserve">و در بنگاه‌های تک‌محصولی، که از اثر کاهنده تنوع محصولی بر ریسک بی‌بهره‌اند، نمود می‌یابد (مامن و همکاران، ۲۰۲۱)</w:t>
       </w:r>
       <w:r>
         <w:rPr>
@@ -225,7 +237,6 @@
         <w:rPr>
           <w:rtl/>
         </w:rPr>
-        <w:lastRenderedPageBreak/>
         <w:t>تخصص عمیق در تولید، شناخت دقیق بازار هدف و بهینه‌سازی فرایندها. اما از سوی دیگر، آسیب‌پذیری ساختاری به همراه می‌آورد که در بنگاه‌های چندمحصولی وجود ندارد.</w:t>
       </w:r>
     </w:p>
@@ -284,7 +295,13 @@
         <w:rPr>
           <w:rtl/>
         </w:rPr>
-        <w:t>اسیت به شرایط اقلیمی و فصلی، ماندگاری محدود بسیاری از محصولات، الزامات بهداشتی و نظارتی سخت‌گیرانه، و حساسیت بالای مصرف‌کننده نسبت به قیمت و کیفیت، ویژگی‌هایی هستند که این صنعت را از سایر صنایع متمایز می‌کنند (مانگلا و همکاران، ۲۰۲۱)</w:t>
+        <w:t xml:space="preserve">اسیت به شرایط اقلیمی و فصلی، ماندگاری محدود بسیاری از محصولات، الزامات بهداشتی و نظارتی سخت‌گیرانه، و حساسیت بالای مصرف‌کننده نسبت به قیمت و کیفیت، ویژگی‌هایی هستند که این صنعت را از سایر صنایع متمایز می‌کنند </w:t>
+      </w:r>
+      <w:r>
+        <w:rPr>
+          <w:rtl/>
+        </w:rPr>
+        <w:t xml:space="preserve">(برای الزامات نظارتی و ایمنی نک: مانگلا و همکاران، ۲۰۲۱)</w:t>
       </w:r>
       <w:r>
         <w:rPr>
@@ -322,7 +339,19 @@
         <w:rPr>
           <w:rtl/>
         </w:rPr>
-        <w:t>بندی، محدودیت‌های مقطعی در تأمین و واردات، فشار بر قیمت‌گذاری، و کاهش قدرت خرید مصرف‌کننده. کریمی و همکاران (۱۴۰۳) در الگوی تحلیل اختلالات زنجیره تأمین مواد غذایی، اختلال در تأمین را عاملی تعیین‌کننده در عملکرد و تاب‌آوری این زنجیره معرفی کردند.</w:t>
+        <w:t xml:space="preserve">بندی، محدودیت‌های مقطعی در تأمین و واردات، فشار بر قیمت‌گذاری، و کاهش قدرت خرید مصرف‌کننده. کریمی و همکاران (۱۴۰۳) در الگوی تحلیل اختلالات زنجیره تأمین مواد غذایی، </w:t>
+      </w:r>
+      <w:r>
+        <w:rPr>
+          <w:rtl/>
+        </w:rPr>
+        <w:t xml:space="preserve">اختلال‌ها (از جمله اختلال طبیعی و اقتصادی) را به تاب‌آوری این زنجیره و در نهایت به اعتماد و موقعیت بازاری آن مرتبط دانستند</w:t>
+      </w:r>
+      <w:r>
+        <w:rPr>
+          <w:rtl/>
+        </w:rPr>
+        <w:t xml:space="preserve">.</w:t>
       </w:r>
     </w:p>
     <w:p>
@@ -342,13 +371,25 @@
         <w:rPr>
           <w:rtl/>
         </w:rPr>
-        <w:t>یات، مسئله به شکل دیگری بروز می‌کند. اسکندری و همکاران (۱۴۰۴) در بررسی موانع حوزه فروش در زنجیره تأمین مواد غذایی ایران دریافتند که پیش‌بینی نادرست تقاضا و نبود اعتبار مالی از مهم‌ترین تهدیدهای فروش در این صنعت به شمار می‌روند. صفری و اسماعیل‌نژاد (۱۴۰۴) ن</w:t>
-      </w:r>
-      <w:r>
-        <w:rPr>
-          <w:rtl/>
-        </w:rPr>
-        <w:t>شان دادند که موانع ساختاری و عملیاتی سهم قابل توجهی در ناکامی فروش دارند. یکینی (۲۰۲۴)</w:t>
+        <w:t xml:space="preserve">یات، مسئله به شکل دیگری بروز می‌کند. اسکندری و همکاران (۱۴۰۴) در بررسی موانع حوزه فروش در زنجیره تأمین مواد غذایی ایران دریافتند که پیش‌بینی نادرست تقاضا و نبود اعتبار مالی از مهم‌ترین تهدیدهای فروش در این صنعت به شمار می‌روند. </w:t>
+      </w:r>
+      <w:r>
+        <w:rPr>
+          <w:rtl/>
+        </w:rPr>
+        <w:t xml:space="preserve">صفری و اسماعیل‌نژاد (۱۴۰۳) با روش بهترین-بدترین و تودیم فازی، موانع فروش محصولات سبز را، که با شکاف میان نگرش مثبت مصرف‌کننده و رفتار خرید واقعی او همراه است، اولویت‌بندی کرده‌اند</w:t>
+      </w:r>
+      <w:r>
+        <w:rPr>
+          <w:rtl/>
+        </w:rPr>
+        <w:t xml:space="preserve">. </w:t>
+      </w:r>
+      <w:r>
+        <w:rPr>
+          <w:rtl/>
+        </w:rPr>
+        <w:t xml:space="preserve">زین و همکاران (۲۰۲۴)</w:t>
       </w:r>
       <w:r>
         <w:rPr>
@@ -360,7 +401,13 @@
         <w:rPr>
           <w:rtl/>
         </w:rPr>
-        <w:t xml:space="preserve"> در مطالعه‌ای کیفی بر پنج بنگاه کوچک و متوسط غذایی و نوشیدنی در مالزی، کمبود دانش و ضعف اشتراک اطلاعات را مهم‌ترین مانع اجرای مدیریت زنجیره تأمین سبز معرفی کرده است.</w:t>
+        <w:t xml:space="preserve"> در مطالعه‌ای کیفی، موانع و پیش‌برنده‌های اجرای مدیریت زنجیره تأمین سبز را در بنگاه‌های کوچک و متوسط غذایی و نوشیدنی مالزی بررسی کرده‌اند</w:t>
+      </w:r>
+      <w:r>
+        <w:rPr>
+          <w:rtl/>
+        </w:rPr>
+        <w:t xml:space="preserve">.</w:t>
       </w:r>
     </w:p>
     <w:p>
@@ -374,7 +421,6 @@
         <w:rPr>
           <w:rtl/>
         </w:rPr>
-        <w:lastRenderedPageBreak/>
         <w:t>نک</w:t>
       </w:r>
       <w:r>
@@ -523,7 +569,6 @@
         <w:rPr>
           <w:rtl/>
         </w:rPr>
-        <w:lastRenderedPageBreak/>
         <w:t xml:space="preserve">در نهایت، اهمیت این پژوهش از ابعاد کلان نیز قابل چشم‌پوشی نیست؛ چرا که پایداری عملیاتی بنگاه‌های تک‌محصولی در صنعت مواد غذایی، مستقیماً با امنیت غذایی و ثبات زنجیره تأمین کشور گره خورده است. با توجه به نقش این بنگاه‌ها در اشتغال و زنجیره ارزش تولید، شناخت </w:t>
       </w:r>
       <w:r>
@@ -1008,13 +1053,13 @@
         <w:rPr>
           <w:rtl/>
         </w:rPr>
-        <w:t>ری و ثبات این اجماع را، از طریق آزمون‌هایی مانند ضریب هماهنگی کندال (شیفانو و نیدربرگر، ۲۰۲۵)</w:t>
-      </w:r>
-      <w:r>
-        <w:rPr>
-          <w:rStyle w:val="FootnoteReference"/>
-        </w:rPr>
-        <w:footnoteReference w:id="7"/>
+        <w:t xml:space="preserve">ری و ثبات این اجماع را، از طریق آزمون‌هایی مانند </w:t>
+      </w:r>
+      <w:r>
+        <w:rPr>
+          <w:rtl/>
+        </w:rPr>
+        <w:t xml:space="preserve">ضریب هماهنگی کندال</w:t>
       </w:r>
       <w:r>
         <w:rPr>
@@ -1054,7 +1099,6 @@
         <w:rPr>
           <w:rtl/>
         </w:rPr>
-        <w:lastRenderedPageBreak/>
         <w:t>فرضیه دوم: رتبه‌بندی مؤلفه‌های چالش فروش میان دو دور پایانی فرایند دلفی (دور دوم و دور سوم) تفاوت معناداری ندارد؛ به بیان دیگر، فرایند دلفی در پژوهش حا</w:t>
       </w:r>
       <w:r>
@@ -1228,7 +1272,19 @@
         <w:rPr>
           <w:rtl/>
         </w:rPr>
-        <w:t>ت که خارج از کنترل مستقیم بنگاه قرار دارد؛ مانند شدت رقابت، تحولات رفتار مصرف‌کننده، ناپایداری تأمین مواد اولیه و فشارهای اقتصاد کلان (اسکندری و همکاران، ۱۴۰۴)؛ (صفری و اسماعیل‌نژاد، ۱۴۰۴).</w:t>
+        <w:t xml:space="preserve">ت که خارج از کنترل مستقیم بنگاه قرار دارد؛ مانند شدت رقابت، تحولات رفتار مصرف‌کننده، ناپایداری تأمین مواد اولیه و فشارهای اقتصاد کلان </w:t>
+      </w:r>
+      <w:r>
+        <w:rPr>
+          <w:rtl/>
+        </w:rPr>
+        <w:t xml:space="preserve">(شرح تفصیلی این دو دسته در بخش ۲-۲-۳ آمده است)</w:t>
+      </w:r>
+      <w:r>
+        <w:rPr>
+          <w:rtl/>
+        </w:rPr>
+        <w:t xml:space="preserve">.</w:t>
       </w:r>
     </w:p>
     <w:p>
@@ -1239,7 +1295,6 @@
         <w:spacing w:before="180" w:after="80"/>
       </w:pPr>
       <w:r>
-        <w:lastRenderedPageBreak/>
         <w:t>۱-۸-۲ شرکت‌های تک‌محصولی</w:t>
       </w:r>
     </w:p>
@@ -1266,31 +1321,43 @@
         <w:rPr>
           <w:rStyle w:val="FootnoteReference"/>
         </w:rPr>
+        <w:footnoteReference w:id="7"/>
+      </w:r>
+      <w:r>
+        <w:rPr>
+          <w:rtl/>
+        </w:rPr>
+        <w:t>. ویژگی تعیین‌کننده چنین بنگاهی، نبود سازوکار جبران درونی است. مامن و همکاران (۲</w:t>
+      </w:r>
+      <w:r>
+        <w:rPr>
+          <w:rtl/>
+        </w:rPr>
+        <w:t>۰۲۱)</w:t>
+      </w:r>
+      <w:r>
+        <w:rPr>
+          <w:rStyle w:val="FootnoteReference"/>
+        </w:rPr>
         <w:footnoteReference w:id="8"/>
       </w:r>
       <w:r>
         <w:rPr>
           <w:rtl/>
         </w:rPr>
-        <w:t>. ویژگی تعیین‌کننده چنین بنگاهی، نبود سازوکار جبران درونی است. مامن و همکاران (۲</w:t>
-      </w:r>
-      <w:r>
-        <w:rPr>
-          <w:rtl/>
-        </w:rPr>
-        <w:t>۰۲۱)</w:t>
-      </w:r>
-      <w:r>
-        <w:rPr>
-          <w:rStyle w:val="FootnoteReference"/>
-        </w:rPr>
-        <w:footnoteReference w:id="9"/>
-      </w:r>
-      <w:r>
-        <w:rPr>
-          <w:rtl/>
-        </w:rPr>
-        <w:t xml:space="preserve"> نشان داده‌اند که تنوع محصولی ریسک بنگاه را کاهش می‌دهد؛ بنابراین بنگاه تک‌محصولی در معرض ریسک بالاتری قرار دارد.</w:t>
+        <w:t xml:space="preserve"> نشان داده‌اند که تنوع محصولی ریسک بنگاه را کاهش می‌دهد؛ </w:t>
+      </w:r>
+      <w:r>
+        <w:rPr>
+          <w:rtl/>
+        </w:rPr>
+        <w:t xml:space="preserve">بر این پایه می‌توان استنباط کرد که بنگاه تک‌محصولی، که از این اثر کاهنده بی‌بهره است، در معرض ریسک بالاتری قرار دارد</w:t>
+      </w:r>
+      <w:r>
+        <w:rPr>
+          <w:rtl/>
+        </w:rPr>
+        <w:t xml:space="preserve">.</w:t>
       </w:r>
     </w:p>
     <w:p>
@@ -1327,19 +1394,25 @@
         <w:rPr>
           <w:rtl/>
         </w:rPr>
-        <w:t xml:space="preserve"> ارتباط مستقیم با سلامت عمومی؛ و حساسیت بالای مصرف‌کننده نسبت به قیمت و کیفیت (مانگلا و همکاران، ۲۰۲۱)</w:t>
+        <w:t xml:space="preserve"> ارتباط مستقیم با سلامت عمومی؛ و حساسیت بالای مصرف‌کننده نسبت به قیمت و کیفیت </w:t>
+      </w:r>
+      <w:r>
+        <w:rPr>
+          <w:rtl/>
+        </w:rPr>
+        <w:t xml:space="preserve">(برای الزامات نظارتی و ایمنی نک: مانگلا و همکاران، ۲۰۲۱)</w:t>
       </w:r>
       <w:r>
         <w:rPr>
           <w:rStyle w:val="FootnoteReference"/>
         </w:rPr>
-        <w:footnoteReference w:id="10"/>
-      </w:r>
-      <w:r>
-        <w:rPr>
-          <w:rtl/>
-        </w:rPr>
-        <w:t>.</w:t>
+        <w:footnoteReference w:id="9"/>
+      </w:r>
+      <w:r>
+        <w:rPr>
+          <w:rtl/>
+        </w:rPr>
+        <w:t xml:space="preserve">. توضیح بیشتر درباره ساختار و جایگاه این صنعت در ایران، در پیوست ث ارائه شده است.</w:t>
       </w:r>
     </w:p>
     <w:p>
@@ -1370,13 +1443,19 @@
         <w:rPr>
           <w:rtl/>
         </w:rPr>
-        <w:t>های آن در دست نیست؛ این روش از طریق دورهای متوالی پرسشنامه و بازخورد کنترل‌شده و ناشناس نتایج هر دور به اعضای پانل اجرا می‌شود، ویژگی‌ای که آن را از مصاحبه منفرد یا پیمایش یک‌مرحله‌ای متمایز می‌کند (ناسا، جین و جونجا، ۲۰۲۱)</w:t>
+        <w:t xml:space="preserve">های آن در دست نیست؛ این روش از طریق دورهای متوالی پرسشنامه و بازخورد کنترل‌شده و ناشناس نتایج هر دور به اعضای پانل اجرا می‌شود، ویژگی‌ای که آن را از مصاحبه منفرد یا پیمایش یک‌مرحله‌ای متمایز می‌کند </w:t>
+      </w:r>
+      <w:r>
+        <w:rPr>
+          <w:rtl/>
+        </w:rPr>
+        <w:t xml:space="preserve">(ناسا و همکاران، ۲۰۲۱)</w:t>
       </w:r>
       <w:r>
         <w:rPr>
           <w:rStyle w:val="FootnoteReference"/>
         </w:rPr>
-        <w:footnoteReference w:id="11"/>
+        <w:footnoteReference w:id="10"/>
       </w:r>
       <w:r>
         <w:rPr>
@@ -1388,13 +1467,13 @@
         <w:rPr>
           <w:rtl/>
         </w:rPr>
-        <w:t xml:space="preserve"> فروش در دور نخست به‌صورت کیفی و باز از پانل هفت نفره خبرگان گردآوری شد و در دورهای بعدی، از طریق رتبه‌بندی و بازخورد گروهی، به اجماع نسبی رسید (شیفانو و نیدربرگر، ۲۰۲۵)</w:t>
-      </w:r>
-      <w:r>
-        <w:rPr>
-          <w:rStyle w:val="FootnoteReference"/>
-        </w:rPr>
-        <w:footnoteReference w:id="12"/>
+        <w:t xml:space="preserve"> فروش در دور نخست به‌صورت کیفی و باز از پانل هفت نفره خبرگان گردآوری شد و در دورهای بعدی، از طریق رتبه‌بندی و بازخورد گروهی، </w:t>
+      </w:r>
+      <w:r>
+        <w:rPr>
+          <w:rtl/>
+        </w:rPr>
+        <w:t xml:space="preserve">به اجماع نسبی رسید</w:t>
       </w:r>
       <w:r>
         <w:rPr>
@@ -1475,7 +1554,7 @@
           <w:sz w:val="20"/>
           <w:szCs w:val="20"/>
         </w:rPr>
-        <w:t xml:space="preserve"> Kotler et al., 2021</w:t>
+        <w:t xml:space="preserve"> Kotler et al., 2022</w:t>
       </w:r>
     </w:p>
   </w:footnote>
@@ -1493,7 +1572,7 @@
           <w:sz w:val="20"/>
           <w:szCs w:val="20"/>
         </w:rPr>
-        <w:t xml:space="preserve"> Mammen et al., 2023</w:t>
+        <w:t xml:space="preserve"> Mammen et al., 2021</w:t>
       </w:r>
     </w:p>
   </w:footnote>
@@ -1565,7 +1644,7 @@
           <w:sz w:val="20"/>
           <w:szCs w:val="20"/>
         </w:rPr>
-        <w:t xml:space="preserve"> Yekini, 2024</w:t>
+        <w:t xml:space="preserve"> Zain et al., 2024</w:t>
       </w:r>
     </w:p>
   </w:footnote>
@@ -1583,7 +1662,7 @@
           <w:sz w:val="20"/>
           <w:szCs w:val="20"/>
         </w:rPr>
-        <w:t xml:space="preserve"> Schifano &amp; Niederberger, 2025</w:t>
+        <w:t xml:space="preserve"> Schommer et al., 2019</w:t>
       </w:r>
     </w:p>
   </w:footnote>
@@ -1601,7 +1680,7 @@
           <w:sz w:val="20"/>
           <w:szCs w:val="20"/>
         </w:rPr>
-        <w:t xml:space="preserve"> Schommer et al., 2019</w:t>
+        <w:t xml:space="preserve"> Mammen et al., 2021</w:t>
       </w:r>
     </w:p>
   </w:footnote>
@@ -1619,7 +1698,7 @@
           <w:sz w:val="20"/>
           <w:szCs w:val="20"/>
         </w:rPr>
-        <w:t xml:space="preserve"> Mammen et al., 2021</w:t>
+        <w:t xml:space="preserve"> Mangla et al., 2021</w:t>
       </w:r>
     </w:p>
   </w:footnote>
@@ -1637,43 +1716,7 @@
           <w:sz w:val="20"/>
           <w:szCs w:val="20"/>
         </w:rPr>
-        <w:t xml:space="preserve"> Mangla et al., 2021</w:t>
-      </w:r>
-    </w:p>
-  </w:footnote>
-  <w:footnote w:id="11">
-    <w:p>
-      <w:r>
-        <w:rPr>
-          <w:rStyle w:val="FootnoteReference"/>
-        </w:rPr>
-        <w:footnoteRef/>
-      </w:r>
-      <w:r>
-        <w:rPr>
-          <w:rFonts w:ascii="Times New Roman" w:eastAsia="Times New Roman" w:hAnsi="Times New Roman" w:cs="Times New Roman"/>
-          <w:sz w:val="20"/>
-          <w:szCs w:val="20"/>
-        </w:rPr>
-        <w:t xml:space="preserve"> Nasa, Jain, &amp; Juneja, 2021</w:t>
-      </w:r>
-    </w:p>
-  </w:footnote>
-  <w:footnote w:id="12">
-    <w:p>
-      <w:r>
-        <w:rPr>
-          <w:rStyle w:val="FootnoteReference"/>
-        </w:rPr>
-        <w:footnoteRef/>
-      </w:r>
-      <w:r>
-        <w:rPr>
-          <w:rFonts w:ascii="Times New Roman" w:eastAsia="Times New Roman" w:hAnsi="Times New Roman" w:cs="Times New Roman"/>
-          <w:sz w:val="20"/>
-          <w:szCs w:val="20"/>
-        </w:rPr>
-        <w:t xml:space="preserve"> Schifano &amp; Niederberger, 2025</w:t>
+        <w:t xml:space="preserve"> Nasa et al., 2021</w:t>
       </w:r>
     </w:p>
   </w:footnote>

--- a/chapter1_revised.docx
+++ b/chapter1_revised.docx
@@ -401,7 +401,13 @@
         <w:rPr>
           <w:rtl/>
         </w:rPr>
-        <w:t xml:space="preserve"> در مطالعه‌ای کیفی، موانع و پیش‌برنده‌های اجرای مدیریت زنجیره تأمین سبز را در بنگاه‌های کوچک و متوسط غذایی و نوشیدنی مالزی بررسی کرده‌اند</w:t>
+        <w:t xml:space="preserve"> </w:t>
+      </w:r>
+      <w:r>
+        <w:rPr>
+          <w:rtl/>
+        </w:rPr>
+        <w:t xml:space="preserve">در مطالعه‌ای کیفی بر پنج بنگاه کوچک و متوسط غذایی و نوشیدنی مالزی، موانع و پیش‌برنده‌های اجرای مدیریت زنجیره تأمین سبز را بررسی کرده و کمبود دانش و ضعف اشتراک اطلاعات را از مهم‌ترین موانع گزارش کرده‌اند</w:t>
       </w:r>
       <w:r>
         <w:rPr>
@@ -1059,13 +1065,25 @@
         <w:rPr>
           <w:rtl/>
         </w:rPr>
-        <w:t xml:space="preserve">ضریب هماهنگی کندال</w:t>
-      </w:r>
-      <w:r>
-        <w:rPr>
-          <w:rtl/>
-        </w:rPr>
-        <w:t>، فراهم می‌آورد. بر همین اساس، فرضیه‌های پژوهش حاضر نه درباره محتوای چالش‌ها، بلکه درباره اعتبار آماری فرایند اجماع‌سازی دلفی صورت‌بندی شده‌اند:</w:t>
+        <w:t xml:space="preserve">ضریب هماهنگی کندال (اشمیت، ۱۹۹۷)</w:t>
+      </w:r>
+      <w:r>
+        <w:rPr>
+          <w:rStyle w:val="FootnoteReference"/>
+        </w:rPr>
+        <w:footnoteReference w:id="7"/>
+      </w:r>
+      <w:r>
+        <w:rPr>
+          <w:rtl/>
+        </w:rPr>
+        <w:t xml:space="preserve">، فراهم می‌آورد</w:t>
+      </w:r>
+      <w:r>
+        <w:rPr>
+          <w:rtl/>
+        </w:rPr>
+        <w:t xml:space="preserve">. بر همین اساس، فرضیه‌های پژوهش حاضر نه درباره محتوای چالش‌ها، بلکه درباره اعتبار آماری فرایند اجماع‌سازی دلفی صورت‌بندی شده‌اند:</w:t>
       </w:r>
     </w:p>
     <w:p>
@@ -1321,7 +1339,7 @@
         <w:rPr>
           <w:rStyle w:val="FootnoteReference"/>
         </w:rPr>
-        <w:footnoteReference w:id="7"/>
+        <w:footnoteReference w:id="8"/>
       </w:r>
       <w:r>
         <w:rPr>
@@ -1339,7 +1357,7 @@
         <w:rPr>
           <w:rStyle w:val="FootnoteReference"/>
         </w:rPr>
-        <w:footnoteReference w:id="8"/>
+        <w:footnoteReference w:id="9"/>
       </w:r>
       <w:r>
         <w:rPr>
@@ -1406,7 +1424,7 @@
         <w:rPr>
           <w:rStyle w:val="FootnoteReference"/>
         </w:rPr>
-        <w:footnoteReference w:id="9"/>
+        <w:footnoteReference w:id="10"/>
       </w:r>
       <w:r>
         <w:rPr>
@@ -1455,7 +1473,7 @@
         <w:rPr>
           <w:rStyle w:val="FootnoteReference"/>
         </w:rPr>
-        <w:footnoteReference w:id="10"/>
+        <w:footnoteReference w:id="11"/>
       </w:r>
       <w:r>
         <w:rPr>
@@ -1662,7 +1680,7 @@
           <w:sz w:val="20"/>
           <w:szCs w:val="20"/>
         </w:rPr>
-        <w:t xml:space="preserve"> Schommer et al., 2019</w:t>
+        <w:t xml:space="preserve"> Schmidt, 1997</w:t>
       </w:r>
     </w:p>
   </w:footnote>
@@ -1680,7 +1698,7 @@
           <w:sz w:val="20"/>
           <w:szCs w:val="20"/>
         </w:rPr>
-        <w:t xml:space="preserve"> Mammen et al., 2021</w:t>
+        <w:t xml:space="preserve"> Schommer et al., 2019</w:t>
       </w:r>
     </w:p>
   </w:footnote>
@@ -1698,11 +1716,29 @@
           <w:sz w:val="20"/>
           <w:szCs w:val="20"/>
         </w:rPr>
-        <w:t xml:space="preserve"> Mangla et al., 2021</w:t>
+        <w:t xml:space="preserve"> Mammen et al., 2021</w:t>
       </w:r>
     </w:p>
   </w:footnote>
   <w:footnote w:id="10">
+    <w:p>
+      <w:r>
+        <w:rPr>
+          <w:rStyle w:val="FootnoteReference"/>
+        </w:rPr>
+        <w:footnoteRef/>
+      </w:r>
+      <w:r>
+        <w:rPr>
+          <w:rFonts w:ascii="Times New Roman" w:eastAsia="Times New Roman" w:hAnsi="Times New Roman" w:cs="Times New Roman"/>
+          <w:sz w:val="20"/>
+          <w:szCs w:val="20"/>
+        </w:rPr>
+        <w:t xml:space="preserve"> Mangla et al., 2021</w:t>
+      </w:r>
+    </w:p>
+  </w:footnote>
+  <w:footnote w:id="11">
     <w:p>
       <w:r>
         <w:rPr>

--- a/chapter1_revised.docx
+++ b/chapter1_revised.docx
@@ -58,7 +58,7 @@
           <w:sz w:val="32"/>
           <w:szCs w:val="32"/>
         </w:rPr>
-        <w:t>۱-۱ مقدمه</w:t>
+        <w:t xml:space="preserve">مقدمه</w:t>
       </w:r>
     </w:p>
     <w:p>
@@ -98,13 +98,7 @@
         <w:rPr>
           <w:rtl/>
         </w:rPr>
-        <w:t>سرتیترهای این فصل به ترتیب عبارت‌اند از: بیان مسئله (۱-۲)، اهمیت و ضرورت پژوهش (۱-۳)، اهداف پژوهش (۱-۴)، پرسش‌های پژوهش (۱-۵)، فرضیه‌ه</w:t>
-      </w:r>
-      <w:r>
-        <w:rPr>
-          <w:rtl/>
-        </w:rPr>
-        <w:t>ای پژوهش (۱-۶)، قلمروهای پژوهش (۱-۷) و تعاریف مفهومی و عملیاتی (۱-۸).</w:t>
+        <w:t xml:space="preserve">سرتیترهای این فصل به ترتیب عبارت‌اند از: بیان مسئله (۱-۱)، اهمیت و ضرورت پژوهش (۱-۲)، اهداف پژوهش (۱-۳)، پرسش‌های پژوهش (۱-۴)، قلمروهای پژوهش (۱-۵) و تعاریف مفهومی و عملیاتی (۱-۶).</w:t>
       </w:r>
     </w:p>
     <w:p>
@@ -123,7 +117,7 @@
           <w:sz w:val="32"/>
           <w:szCs w:val="32"/>
         </w:rPr>
-        <w:t>۱-۲ بیان مسئله</w:t>
+        <w:t xml:space="preserve">۱-۱ بیان مسئله</w:t>
       </w:r>
     </w:p>
     <w:p>
@@ -470,7 +464,7 @@
           <w:sz w:val="32"/>
           <w:szCs w:val="32"/>
         </w:rPr>
-        <w:t>۱-۳ اهمیت و ضرورت</w:t>
+        <w:t xml:space="preserve">۱-۲ اهمیت و ضرورت</w:t>
       </w:r>
     </w:p>
     <w:p>
@@ -502,7 +496,19 @@
         <w:rPr>
           <w:rtl/>
         </w:rPr>
-        <w:t>دیریت فروش ایران را هدف قرار می‌دهد؛ چرا که این نوع بنگاه‌ها به‌دلیل ویژگی‌های ساختاری خاص، فراتر از مدل‌های عمومی مدیریت فروش قابل تحلیل هستند. برخلاف مطالعاتی که بر پایه فرضیات کلی پیش‌ساخته بنا شده‌اند، استخراج چالش‌ها از دل روایت‌های تجربی خبرگان، امکا</w:t>
+        <w:t xml:space="preserve">دیریت فروش ایران را هدف قرار می‌دهد؛ چرا که این نوع بنگاه‌ها به‌دلیل ویژگی‌های ساختاری خاص، فراتر از مدل‌های عمومی مدیریت فروش قابل تحلیل هستند. برخلاف مطالعاتی که بر پایه </w:t>
+      </w:r>
+      <w:r>
+        <w:rPr>
+          <w:rtl/>
+        </w:rPr>
+        <w:t xml:space="preserve">مدل‌های کلی پیش‌ساخته</w:t>
+      </w:r>
+      <w:r>
+        <w:rPr>
+          <w:rtl/>
+        </w:rPr>
+        <w:t xml:space="preserve"> بنا شده‌اند، استخراج چالش‌ها از دل روایت‌های تجربی خبرگان، امکا</w:t>
       </w:r>
       <w:r>
         <w:rPr>
@@ -514,7 +520,31 @@
         <w:rPr>
           <w:rtl/>
         </w:rPr>
-        <w:t>اولویت‌بندی کرده است، به غنای دانش مدیریت فروش می‌افزاید.</w:t>
+        <w:t xml:space="preserve">اولویت‌بندی کرده است، </w:t>
+      </w:r>
+      <w:r>
+        <w:rPr>
+          <w:rtl/>
+        </w:rPr>
+        <w:t xml:space="preserve">به غنای دانش مدیریت فروش می‌افزاید. روش دلفی که این رویکرد بر آن استوار است، برای شناسایی و رتبه‌بندی مسائل مدیریتی به کار رفته است؛ اوکولی و پاولوفسکی (۲۰۰۴)</w:t>
+      </w:r>
+      <w:r>
+        <w:rPr>
+          <w:rStyle w:val="FootnoteReference"/>
+        </w:rPr>
+        <w:footnoteReference w:id="7"/>
+      </w:r>
+      <w:r>
+        <w:rPr>
+          <w:rtl/>
+        </w:rPr>
+        <w:t xml:space="preserve"> یادآور شدند که بسیاری از پژوهش‌های سامانه‌های اطلاعاتی، که این روش را به کار برده‌اند، فاقد روال نظام‌مند بوده‌اند؛ از این رو راهنمایی‌هایی برای انتخاب خبرگان و تصمیم‌های طراحی ارائه کرده‌اند</w:t>
+      </w:r>
+      <w:r>
+        <w:rPr>
+          <w:rtl/>
+        </w:rPr>
+        <w:t xml:space="preserve">.</w:t>
       </w:r>
     </w:p>
     <w:p>
@@ -575,6 +605,44 @@
         <w:rPr>
           <w:rtl/>
         </w:rPr>
+        <w:t xml:space="preserve">از منظر اقتصاد صنعتی نیز، تمرکز فروش بر یک محصول پیامد مشخصی دارد. برنارد و همکاران (۲۰۱۰)</w:t>
+      </w:r>
+      <w:r>
+        <w:rPr>
+          <w:rStyle w:val="FootnoteReference"/>
+        </w:rPr>
+        <w:footnoteReference w:id="8"/>
+      </w:r>
+      <w:r>
+        <w:rPr>
+          <w:rtl/>
+        </w:rPr>
+        <w:t xml:space="preserve"> نشان دادند که بنگاه‌های چندمحصولی به‌طور مداوم سبد محصولات خود را با افزودن و حذف اقلام تغییر می‌دهند؛ سازوکاری که بنگاه تک‌محصولی از آن بی‌بهره است. افزون بر این، گابیکس (۲۰۱۱)</w:t>
+      </w:r>
+      <w:r>
+        <w:rPr>
+          <w:rStyle w:val="FootnoteReference"/>
+        </w:rPr>
+        <w:footnoteReference w:id="9"/>
+      </w:r>
+      <w:r>
+        <w:rPr>
+          <w:rtl/>
+        </w:rPr>
+        <w:t xml:space="preserve"> نشان داده است که تکانه‌های خاص شماری از بنگاه‌های بزرگ می‌توانند بخشی از نوسان‌های کلان را توضیح دهند؛ از این منظر، آسیب‌پذیری بنگاه‌های متمرکز اهمیتی فراتر از سطح یک بنگاه دارد.</w:t>
+      </w:r>
+    </w:p>
+    <w:p>
+      <w:pPr>
+        <w:bidi/>
+        <w:spacing w:after="80"/>
+        <w:ind w:firstLine="720"/>
+        <w:jc w:val="both"/>
+      </w:pPr>
+      <w:r>
+        <w:rPr>
+          <w:rtl/>
+        </w:rPr>
         <w:t xml:space="preserve">در نهایت، اهمیت این پژوهش از ابعاد کلان نیز قابل چشم‌پوشی نیست؛ چرا که پایداری عملیاتی بنگاه‌های تک‌محصولی در صنعت مواد غذایی، مستقیماً با امنیت غذایی و ثبات زنجیره تأمین کشور گره خورده است. با توجه به نقش این بنگاه‌ها در اشتغال و زنجیره ارزش تولید، شناخت </w:t>
       </w:r>
       <w:r>
@@ -606,7 +674,7 @@
           <w:sz w:val="32"/>
           <w:szCs w:val="32"/>
         </w:rPr>
-        <w:t>۱-۴ اهداف تحقیق</w:t>
+        <w:t xml:space="preserve">۱-۳ اهداف تحقیق</w:t>
       </w:r>
     </w:p>
     <w:p>
@@ -667,7 +735,7 @@
           <w:sz w:val="32"/>
           <w:szCs w:val="32"/>
         </w:rPr>
-        <w:t>۱-۵ پرسش‌های تحقیق</w:t>
+        <w:t xml:space="preserve">۱-۴ پرسش‌های تحقیق</w:t>
       </w:r>
     </w:p>
     <w:p>
@@ -722,368 +790,18 @@
           <w:sz w:val="32"/>
           <w:szCs w:val="32"/>
         </w:rPr>
-        <w:t>۱-۶ فرضیه‌های پژوهش</w:t>
-      </w:r>
-    </w:p>
-    <w:p>
-      <w:pPr>
-        <w:bidi/>
-        <w:jc w:val="both"/>
-      </w:pPr>
-      <w:r>
-        <w:rPr>
-          <w:rtl/>
-        </w:rPr>
-        <w:t xml:space="preserve">پرسش نخست پژوهش </w:t>
-      </w:r>
-      <w:r>
-        <w:rPr>
-          <w:rFonts w:hint="cs"/>
-          <w:rtl/>
-        </w:rPr>
-        <w:t>شناسایی</w:t>
-      </w:r>
-      <w:r>
-        <w:rPr>
-          <w:rtl/>
-        </w:rPr>
-        <w:t xml:space="preserve"> </w:t>
-      </w:r>
-      <w:r>
-        <w:rPr>
-          <w:rFonts w:hint="cs"/>
-          <w:rtl/>
-        </w:rPr>
-        <w:t>چالش‌های</w:t>
-      </w:r>
-      <w:r>
-        <w:rPr>
-          <w:rtl/>
-        </w:rPr>
-        <w:t xml:space="preserve"> </w:t>
-      </w:r>
-      <w:r>
-        <w:rPr>
-          <w:rFonts w:hint="cs"/>
-          <w:rtl/>
-        </w:rPr>
-        <w:t>فروش</w:t>
-      </w:r>
-      <w:r>
-        <w:rPr>
-          <w:rtl/>
-        </w:rPr>
-        <w:t xml:space="preserve"> </w:t>
-      </w:r>
-      <w:r>
-        <w:rPr>
-          <w:rFonts w:hint="cs"/>
-          <w:rtl/>
-        </w:rPr>
-        <w:t>ماهیتی</w:t>
-      </w:r>
-      <w:r>
-        <w:rPr>
-          <w:rtl/>
-        </w:rPr>
-        <w:t xml:space="preserve"> </w:t>
-      </w:r>
-      <w:r>
-        <w:rPr>
-          <w:rFonts w:hint="cs"/>
-          <w:rtl/>
-        </w:rPr>
-        <w:t>اکتشافی</w:t>
-      </w:r>
-      <w:r>
-        <w:rPr>
-          <w:rtl/>
-        </w:rPr>
-        <w:t xml:space="preserve"> </w:t>
-      </w:r>
-      <w:r>
-        <w:rPr>
-          <w:rFonts w:hint="cs"/>
-          <w:rtl/>
-        </w:rPr>
-        <w:t>و</w:t>
-      </w:r>
-      <w:r>
-        <w:rPr>
-          <w:rtl/>
-        </w:rPr>
-        <w:t xml:space="preserve"> </w:t>
-      </w:r>
-      <w:r>
-        <w:rPr>
-          <w:rFonts w:hint="cs"/>
-          <w:rtl/>
-        </w:rPr>
-        <w:t>کی</w:t>
-      </w:r>
-      <w:r>
-        <w:rPr>
-          <w:rtl/>
-        </w:rPr>
-        <w:t xml:space="preserve">فی دارد و از آنجا که فهرست چالش‌ها پیش از اجرای دور نخست دلفی در دست نیست، فرضیه آزمون‌پذیری برای آن صورت‌بندی نمی‌شود. اما پرسش دوم پژوهش </w:t>
-      </w:r>
-      <w:r>
-        <w:rPr>
-          <w:rFonts w:hint="cs"/>
-          <w:rtl/>
-        </w:rPr>
-        <w:t>اولویت‌بندی</w:t>
-      </w:r>
-      <w:r>
-        <w:rPr>
-          <w:rtl/>
-        </w:rPr>
-        <w:t xml:space="preserve"> </w:t>
-      </w:r>
-      <w:r>
-        <w:rPr>
-          <w:rFonts w:hint="cs"/>
-          <w:rtl/>
-        </w:rPr>
-        <w:t>این</w:t>
-      </w:r>
-      <w:r>
-        <w:rPr>
-          <w:rtl/>
-        </w:rPr>
-        <w:t xml:space="preserve"> </w:t>
-      </w:r>
-      <w:r>
-        <w:rPr>
-          <w:rFonts w:hint="cs"/>
-          <w:rtl/>
-        </w:rPr>
-        <w:t>چالش‌ها</w:t>
-      </w:r>
-      <w:r>
-        <w:rPr>
-          <w:rtl/>
-        </w:rPr>
-        <w:t xml:space="preserve"> </w:t>
-      </w:r>
-      <w:r>
-        <w:rPr>
-          <w:rFonts w:hint="cs"/>
-          <w:rtl/>
-        </w:rPr>
-        <w:t>از</w:t>
-      </w:r>
-      <w:r>
-        <w:rPr>
-          <w:rtl/>
-        </w:rPr>
-        <w:t xml:space="preserve"> </w:t>
-      </w:r>
-      <w:r>
-        <w:rPr>
-          <w:rFonts w:hint="cs"/>
-          <w:rtl/>
-        </w:rPr>
-        <w:t>طریق</w:t>
-      </w:r>
-      <w:r>
-        <w:rPr>
-          <w:rtl/>
-        </w:rPr>
-        <w:t xml:space="preserve"> </w:t>
-      </w:r>
-      <w:r>
-        <w:rPr>
-          <w:rFonts w:hint="cs"/>
-          <w:rtl/>
-        </w:rPr>
-        <w:t>اجماع</w:t>
-      </w:r>
-      <w:r>
-        <w:rPr>
-          <w:rtl/>
-        </w:rPr>
-        <w:t xml:space="preserve"> </w:t>
-      </w:r>
-      <w:r>
-        <w:rPr>
-          <w:rFonts w:hint="cs"/>
-          <w:rtl/>
-        </w:rPr>
-        <w:t>پانل</w:t>
-      </w:r>
-      <w:r>
-        <w:rPr>
-          <w:rtl/>
-        </w:rPr>
-        <w:t xml:space="preserve"> </w:t>
-      </w:r>
-      <w:r>
-        <w:rPr>
-          <w:rFonts w:hint="cs"/>
-          <w:rtl/>
-        </w:rPr>
-        <w:t>دلفی</w:t>
-      </w:r>
-      <w:r>
-        <w:rPr>
-          <w:rtl/>
-        </w:rPr>
-        <w:t xml:space="preserve"> </w:t>
-      </w:r>
-      <w:r>
-        <w:rPr>
-          <w:rFonts w:hint="cs"/>
-          <w:rtl/>
-        </w:rPr>
-        <w:t>ماهیتی</w:t>
-      </w:r>
-      <w:r>
-        <w:rPr>
-          <w:rtl/>
-        </w:rPr>
-        <w:t xml:space="preserve"> </w:t>
-      </w:r>
-      <w:r>
-        <w:rPr>
-          <w:rFonts w:hint="cs"/>
-          <w:rtl/>
-        </w:rPr>
-        <w:t>سنجش‌پذیر</w:t>
-      </w:r>
-      <w:r>
-        <w:rPr>
-          <w:rtl/>
-        </w:rPr>
-        <w:t xml:space="preserve"> </w:t>
-      </w:r>
-      <w:r>
-        <w:rPr>
-          <w:rFonts w:hint="cs"/>
-          <w:rtl/>
-        </w:rPr>
-        <w:t>دارد</w:t>
-      </w:r>
-      <w:r>
-        <w:rPr>
-          <w:rtl/>
-        </w:rPr>
-        <w:t xml:space="preserve"> </w:t>
-      </w:r>
-      <w:r>
-        <w:rPr>
-          <w:rFonts w:hint="cs"/>
-          <w:rtl/>
-        </w:rPr>
-        <w:t>و</w:t>
-      </w:r>
-      <w:r>
-        <w:rPr>
-          <w:rtl/>
-        </w:rPr>
-        <w:t xml:space="preserve"> </w:t>
-      </w:r>
-      <w:r>
-        <w:rPr>
-          <w:rFonts w:hint="cs"/>
-          <w:rtl/>
-        </w:rPr>
-        <w:t>امکان</w:t>
-      </w:r>
-      <w:r>
-        <w:rPr>
-          <w:rtl/>
-        </w:rPr>
-        <w:t xml:space="preserve"> </w:t>
-      </w:r>
-      <w:r>
-        <w:rPr>
-          <w:rFonts w:hint="cs"/>
-          <w:rtl/>
-        </w:rPr>
-        <w:t>صورت‌بندی</w:t>
-      </w:r>
-      <w:r>
-        <w:rPr>
-          <w:rtl/>
-        </w:rPr>
-        <w:t xml:space="preserve"> </w:t>
-      </w:r>
-      <w:r>
-        <w:rPr>
-          <w:rFonts w:hint="cs"/>
-          <w:rtl/>
-        </w:rPr>
-        <w:t>فرضیه</w:t>
-      </w:r>
-      <w:r>
-        <w:rPr>
-          <w:rtl/>
-        </w:rPr>
-        <w:t xml:space="preserve"> </w:t>
-      </w:r>
-      <w:r>
-        <w:rPr>
-          <w:rFonts w:hint="cs"/>
-          <w:rtl/>
-        </w:rPr>
-        <w:t>آماری</w:t>
-      </w:r>
-      <w:r>
-        <w:rPr>
-          <w:rtl/>
-        </w:rPr>
-        <w:t xml:space="preserve"> </w:t>
-      </w:r>
-      <w:r>
-        <w:rPr>
-          <w:rFonts w:hint="cs"/>
-          <w:rtl/>
-        </w:rPr>
-        <w:t>درباره</w:t>
-      </w:r>
-      <w:r>
-        <w:rPr>
-          <w:rtl/>
-        </w:rPr>
-        <w:t xml:space="preserve"> </w:t>
-      </w:r>
-      <w:r>
-        <w:rPr>
-          <w:rFonts w:hint="cs"/>
-          <w:rtl/>
-        </w:rPr>
-        <w:t>معنادا</w:t>
-      </w:r>
-      <w:r>
-        <w:rPr>
-          <w:rtl/>
-        </w:rPr>
-        <w:t xml:space="preserve">ری و ثبات این اجماع را، از طریق آزمون‌هایی مانند </w:t>
-      </w:r>
-      <w:r>
-        <w:rPr>
-          <w:rtl/>
-        </w:rPr>
-        <w:t xml:space="preserve">ضریب هماهنگی کندال (اشمیت، ۱۹۹۷)</w:t>
-      </w:r>
-      <w:r>
-        <w:rPr>
-          <w:rStyle w:val="FootnoteReference"/>
-        </w:rPr>
-        <w:footnoteReference w:id="7"/>
-      </w:r>
-      <w:r>
-        <w:rPr>
-          <w:rtl/>
-        </w:rPr>
-        <w:t xml:space="preserve">، فراهم می‌آورد</w:t>
-      </w:r>
-      <w:r>
-        <w:rPr>
-          <w:rtl/>
-        </w:rPr>
-        <w:t xml:space="preserve">. بر همین اساس، فرضیه‌های پژوهش حاضر نه درباره محتوای چالش‌ها، بلکه درباره اعتبار آماری فرایند اجماع‌سازی دلفی صورت‌بندی شده‌اند:</w:t>
+        <w:t xml:space="preserve">۱-۵ قلمروهای تحقیق</w:t>
+      </w:r>
+    </w:p>
+    <w:p>
+      <w:pPr>
+        <w:pStyle w:val="Heading3"/>
+        <w:keepNext/>
+        <w:bidi/>
+        <w:spacing w:before="180" w:after="80"/>
+      </w:pPr>
+      <w:r>
+        <w:t xml:space="preserve">۱-۵-۱ قلمرو موضوعی</w:t>
       </w:r>
     </w:p>
     <w:p>
@@ -1097,13 +815,18 @@
         <w:rPr>
           <w:rtl/>
         </w:rPr>
-        <w:t xml:space="preserve">فرضیه اول: میان </w:t>
-      </w:r>
-      <w:r>
-        <w:rPr>
-          <w:rtl/>
-        </w:rPr>
-        <w:t>رتبه‌بندی گویه‌های چالش فروش توسط اعضای پانل خبرگان در دور نهایی دلفی، توافق (اجماع) معناداری وجود دارد.</w:t>
+        <w:t>این پژوهش در حوزه مدیریت بازرگانی با گرایش مدیریت استراتژیک انجام شده و به‌طور مشخص بر شناسایی و اولویت‌بندی چالش‌های فروش متمرکز است.</w:t>
+      </w:r>
+    </w:p>
+    <w:p>
+      <w:pPr>
+        <w:pStyle w:val="Heading3"/>
+        <w:keepNext/>
+        <w:bidi/>
+        <w:spacing w:before="180" w:after="80"/>
+      </w:pPr>
+      <w:r>
+        <w:t xml:space="preserve">۱-۵-۲ قلمرو مکانی</w:t>
       </w:r>
     </w:p>
     <w:p>
@@ -1117,13 +840,18 @@
         <w:rPr>
           <w:rtl/>
         </w:rPr>
-        <w:t>فرضیه دوم: رتبه‌بندی مؤلفه‌های چالش فروش میان دو دور پایانی فرایند دلفی (دور دوم و دور سوم) تفاوت معناداری ندارد؛ به بیان دیگر، فرایند دلفی در پژوهش حا</w:t>
-      </w:r>
-      <w:r>
-        <w:rPr>
-          <w:rtl/>
-        </w:rPr>
-        <w:t>ضر به ثبات آماری رسیده است.</w:t>
+        <w:t>قلمرو مکانی پژوهش، شرکت‌های تک‌محصولی فعال در صنعت مواد غذایی استان‌های ایران از جمله خراسان رضوی است.</w:t>
+      </w:r>
+    </w:p>
+    <w:p>
+      <w:pPr>
+        <w:pStyle w:val="Heading3"/>
+        <w:keepNext/>
+        <w:bidi/>
+        <w:spacing w:before="180" w:after="80"/>
+      </w:pPr>
+      <w:r>
+        <w:t xml:space="preserve">۱-۵-۳ قلمرو زمانی</w:t>
       </w:r>
     </w:p>
     <w:p>
@@ -1137,7 +865,7 @@
         <w:rPr>
           <w:rtl/>
         </w:rPr>
-        <w:t>این دو فرضیه، به ترتیب با آزمون ضریب هماهنگی کندال (W) و آزمون همبستگی رتبه‌ای میان دورهای دوم و سوم سنجیده می‌شوند؛ شرح کامل این آزمون‌ها در بخش ۴-۲-۲ و نتایج آزمون فرضیه‌ها در بخش ۴-۲-۳ ارائه شده است.</w:t>
+        <w:t>داده‌های میدانی این پژوهش در بازه زمانی اردیبهشت تا پایان شهریورماه سال ۱۴۰۵ گردآوری شد.</w:t>
       </w:r>
     </w:p>
     <w:p>
@@ -1156,7 +884,7 @@
           <w:sz w:val="32"/>
           <w:szCs w:val="32"/>
         </w:rPr>
-        <w:t>۱-۷ قلمروهای تحقیق</w:t>
+        <w:t xml:space="preserve">۱-۶ تعاریف مفهومی و عملیاتی</w:t>
       </w:r>
     </w:p>
     <w:p>
@@ -1167,10 +895,7 @@
         <w:spacing w:before="180" w:after="80"/>
       </w:pPr>
       <w:r>
-        <w:t xml:space="preserve">۱-۷-۱ </w:t>
-      </w:r>
-      <w:r>
-        <w:t>قلمرو موضوعی</w:t>
+        <w:t xml:space="preserve">۱-۶-۱ فروش</w:t>
       </w:r>
     </w:p>
     <w:p>
@@ -1184,7 +909,19 @@
         <w:rPr>
           <w:rtl/>
         </w:rPr>
-        <w:t>این پژوهش در حوزه مدیریت بازرگانی با گرایش مدیریت استراتژیک انجام شده و به‌طور مشخص بر شناسایی و اولویت‌بندی چالش‌های فروش متمرکز است.</w:t>
+        <w:t xml:space="preserve">تعریف مفهومی: فروش فرایندی است که در آن بنگاه اقتصادی از طریق ارتباط مستقیم یا غیرمستقیم با مشتری، محصول یا خدمت خود را در ازای دریافت ارزش، معمولاً پول، به او منتقل می‌کند. در تعریف گسترده‌تر، فروش پیامد هماهنگی آمیخته بازاریابی است (کاتلر و کلر، ۲۰۱۶)</w:t>
+      </w:r>
+      <w:r>
+        <w:rPr>
+          <w:rStyle w:val="FootnoteReference"/>
+        </w:rPr>
+        <w:footnoteReference w:id="10"/>
+      </w:r>
+      <w:r>
+        <w:rPr>
+          <w:rtl/>
+        </w:rPr>
+        <w:t xml:space="preserve">.</w:t>
       </w:r>
     </w:p>
     <w:p>
@@ -1195,7 +932,7 @@
         <w:spacing w:before="180" w:after="80"/>
       </w:pPr>
       <w:r>
-        <w:t>۱-۷-۲ قلمرو مکانی</w:t>
+        <w:t xml:space="preserve">۱-۶-۲ شرکت تک‌محصولی</w:t>
       </w:r>
     </w:p>
     <w:p>
@@ -1209,295 +946,19 @@
         <w:rPr>
           <w:rtl/>
         </w:rPr>
-        <w:t>قلمرو مکانی پژوهش، شرکت‌های تک‌محصولی فعال در صنعت مواد غذایی استان‌های ایران از جمله خراسان رضوی است.</w:t>
-      </w:r>
-    </w:p>
-    <w:p>
-      <w:pPr>
-        <w:pStyle w:val="Heading3"/>
-        <w:keepNext/>
-        <w:bidi/>
-        <w:spacing w:before="180" w:after="80"/>
-      </w:pPr>
-      <w:r>
-        <w:t>۱-۷-۳ قلمرو زمانی</w:t>
-      </w:r>
-    </w:p>
-    <w:p>
-      <w:pPr>
-        <w:bidi/>
-        <w:spacing w:after="80"/>
-        <w:ind w:firstLine="720"/>
-        <w:jc w:val="both"/>
-      </w:pPr>
-      <w:r>
-        <w:rPr>
-          <w:rtl/>
-        </w:rPr>
-        <w:t>داده‌های میدانی این پژوهش در بازه زمانی اردیبهشت تا پایان شهریورماه سال ۱۴۰۵ گردآوری شد.</w:t>
-      </w:r>
-    </w:p>
-    <w:p>
-      <w:pPr>
-        <w:pStyle w:val="Heading2"/>
-        <w:keepNext/>
-        <w:bidi/>
-        <w:spacing w:before="240" w:after="80"/>
-        <w:rPr>
-          <w:sz w:val="32"/>
-          <w:szCs w:val="32"/>
-        </w:rPr>
-      </w:pPr>
-      <w:r>
-        <w:rPr>
-          <w:sz w:val="32"/>
-          <w:szCs w:val="32"/>
-        </w:rPr>
-        <w:t>۱-۸ تعاریف مفهومی</w:t>
-      </w:r>
-    </w:p>
-    <w:p>
-      <w:pPr>
-        <w:pStyle w:val="Heading3"/>
-        <w:keepNext/>
-        <w:bidi/>
-        <w:spacing w:before="180" w:after="80"/>
-      </w:pPr>
-      <w:r>
-        <w:t>۱-۸-۱ چالش‌های فروش</w:t>
-      </w:r>
-    </w:p>
-    <w:p>
-      <w:pPr>
-        <w:bidi/>
-        <w:spacing w:after="80"/>
-        <w:ind w:firstLine="720"/>
-        <w:jc w:val="both"/>
-      </w:pPr>
-      <w:r>
-        <w:rPr>
-          <w:rtl/>
-        </w:rPr>
-        <w:t>تعریف مفهومی: چالش‌های فروش به مجموعه موانع، محدودیت‌ها و مشکلاتی اطلاق می‌شود که فرایند تبدیل محصول به درآمد را مختل می‌کنند و در نهایت خود را به شکل کاهش حجم فروش، کاهش حاشیه سود یا از دست رفتن سهم بازار نشان می‌دهند. این موانع را می‌توان بر پایه خاستگاه</w:t>
-      </w:r>
-      <w:r>
-        <w:rPr>
-          <w:rtl/>
-        </w:rPr>
-        <w:t>شان به دو دسته تقسیم کرد. دسته نخست، عوامل درون‌سازمانی است که ریشه در ساختار، منابع و فرایندهای خود بنگاه دارد؛ مانند ضعف در برنامه‌ریزی و پیش‌بینی فروش، ناکارآمدی کانال‌های توزیع، ضعف برندسازی و محدودیت منابع مالی. دسته دوم، عوامل برون‌سازمانی و محیطی اس</w:t>
-      </w:r>
-      <w:r>
-        <w:rPr>
-          <w:rtl/>
-        </w:rPr>
-        <w:t xml:space="preserve">ت که خارج از کنترل مستقیم بنگاه قرار دارد؛ مانند شدت رقابت، تحولات رفتار مصرف‌کننده، ناپایداری تأمین مواد اولیه و فشارهای اقتصاد کلان </w:t>
-      </w:r>
-      <w:r>
-        <w:rPr>
-          <w:rtl/>
-        </w:rPr>
-        <w:t xml:space="preserve">(شرح تفصیلی این دو دسته در بخش ۲-۲-۳ آمده است)</w:t>
+        <w:t xml:space="preserve">تعریف مفهومی: شرکت تک‌محصولی بنگاهی است که دامنه فعالیت تولیدی و درآمدی آن بر یک محصول اصلی متمرکز است. ویژگی تعیین‌کننده چنین بنگاهی، نبود سازوکار جبران درونی در برابر افت فروش آن محصول است. رابطه تنوع‌یابی با عملکرد بنگاه در ادبیات مدیریت استراتژیک سال‌هاست موضوع پژوهش بوده است (شومر و همکاران، ۲۰۱۹)</w:t>
+      </w:r>
+      <w:r>
+        <w:rPr>
+          <w:rStyle w:val="FootnoteReference"/>
+        </w:rPr>
+        <w:footnoteReference w:id="11"/>
       </w:r>
       <w:r>
         <w:rPr>
           <w:rtl/>
         </w:rPr>
         <w:t xml:space="preserve">.</w:t>
-      </w:r>
-    </w:p>
-    <w:p>
-      <w:pPr>
-        <w:pStyle w:val="Heading3"/>
-        <w:keepNext/>
-        <w:bidi/>
-        <w:spacing w:before="180" w:after="80"/>
-      </w:pPr>
-      <w:r>
-        <w:t>۱-۸-۲ شرکت‌های تک‌محصولی</w:t>
-      </w:r>
-    </w:p>
-    <w:p>
-      <w:pPr>
-        <w:bidi/>
-        <w:spacing w:after="80"/>
-        <w:ind w:firstLine="720"/>
-        <w:jc w:val="both"/>
-      </w:pPr>
-      <w:r>
-        <w:rPr>
-          <w:rtl/>
-        </w:rPr>
-        <w:t>تعریف مفهومی: شرکت تک‌محصولی بنگاهی است ک</w:t>
-      </w:r>
-      <w:r>
-        <w:rPr>
-          <w:rtl/>
-        </w:rPr>
-        <w:t>ه دامنه فعالیت تولیدی و درآمدی آن بر یک محصول اصلی متمرکز است. رابطه تنوع‌یابی با عملکرد بنگاه در ادبیات مدیریت استراتژیک سال‌هاست موضوع پژوهش بوده است (شومر و همکاران، ۲۰۱۹)</w:t>
-      </w:r>
-      <w:r>
-        <w:rPr>
-          <w:rStyle w:val="FootnoteReference"/>
-        </w:rPr>
-        <w:footnoteReference w:id="8"/>
-      </w:r>
-      <w:r>
-        <w:rPr>
-          <w:rtl/>
-        </w:rPr>
-        <w:t>. ویژگی تعیین‌کننده چنین بنگاهی، نبود سازوکار جبران درونی است. مامن و همکاران (۲</w:t>
-      </w:r>
-      <w:r>
-        <w:rPr>
-          <w:rtl/>
-        </w:rPr>
-        <w:t>۰۲۱)</w:t>
-      </w:r>
-      <w:r>
-        <w:rPr>
-          <w:rStyle w:val="FootnoteReference"/>
-        </w:rPr>
-        <w:footnoteReference w:id="9"/>
-      </w:r>
-      <w:r>
-        <w:rPr>
-          <w:rtl/>
-        </w:rPr>
-        <w:t xml:space="preserve"> نشان داده‌اند که تنوع محصولی ریسک بنگاه را کاهش می‌دهد؛ </w:t>
-      </w:r>
-      <w:r>
-        <w:rPr>
-          <w:rtl/>
-        </w:rPr>
-        <w:t xml:space="preserve">بر این پایه می‌توان استنباط کرد که بنگاه تک‌محصولی، که از این اثر کاهنده بی‌بهره است، در معرض ریسک بالاتری قرار دارد</w:t>
-      </w:r>
-      <w:r>
-        <w:rPr>
-          <w:rtl/>
-        </w:rPr>
-        <w:t xml:space="preserve">.</w:t>
-      </w:r>
-    </w:p>
-    <w:p>
-      <w:pPr>
-        <w:pStyle w:val="Heading3"/>
-        <w:keepNext/>
-        <w:bidi/>
-        <w:spacing w:before="180" w:after="80"/>
-      </w:pPr>
-      <w:r>
-        <w:t>۱-۸-۳ صنعت مواد غذایی</w:t>
-      </w:r>
-    </w:p>
-    <w:p>
-      <w:pPr>
-        <w:bidi/>
-        <w:spacing w:after="80"/>
-        <w:ind w:firstLine="720"/>
-        <w:jc w:val="both"/>
-      </w:pPr>
-      <w:r>
-        <w:rPr>
-          <w:rtl/>
-        </w:rPr>
-        <w:t>تعریف مفهومی: صنعت مواد غذایی به مجموعه فعالیت‌های تولید، فرآوری، بسته‌بندی و توزیع محصولات خوراکی و آشامیدنی اطلا</w:t>
-      </w:r>
-      <w:r>
-        <w:rPr>
-          <w:rtl/>
-        </w:rPr>
-        <w:t>ق می‌شود. چند ویژگی این صنعت را از صنایع دیگر متمایز می‌کند: وابستگی زنجیره تأمین آن به محصولات کشاورزی و در نتیجه حساسیت به شرایط اقلیمی و فصلی؛ ماندگاری محدود بسیاری از محصولات و اهمیت سرعت گردش در کانال توزیع؛ الزامات بهداشتی و نظارتی سخت‌گیرانه به دلیل</w:t>
-      </w:r>
-      <w:r>
-        <w:rPr>
-          <w:rtl/>
-        </w:rPr>
-        <w:t xml:space="preserve"> ارتباط مستقیم با سلامت عمومی؛ و حساسیت بالای مصرف‌کننده نسبت به قیمت و کیفیت </w:t>
-      </w:r>
-      <w:r>
-        <w:rPr>
-          <w:rtl/>
-        </w:rPr>
-        <w:t xml:space="preserve">(برای الزامات نظارتی و ایمنی نک: مانگلا و همکاران، ۲۰۲۱)</w:t>
-      </w:r>
-      <w:r>
-        <w:rPr>
-          <w:rStyle w:val="FootnoteReference"/>
-        </w:rPr>
-        <w:footnoteReference w:id="10"/>
-      </w:r>
-      <w:r>
-        <w:rPr>
-          <w:rtl/>
-        </w:rPr>
-        <w:t xml:space="preserve">. توضیح بیشتر درباره ساختار و جایگاه این صنعت در ایران، در پیوست ث ارائه شده است.</w:t>
-      </w:r>
-    </w:p>
-    <w:p>
-      <w:pPr>
-        <w:pStyle w:val="Heading3"/>
-        <w:keepNext/>
-        <w:bidi/>
-        <w:spacing w:before="180" w:after="80"/>
-      </w:pPr>
-      <w:r>
-        <w:t>۱-۸-۴ روش دلفی</w:t>
-      </w:r>
-    </w:p>
-    <w:p>
-      <w:pPr>
-        <w:bidi/>
-        <w:spacing w:after="80"/>
-        <w:ind w:firstLine="720"/>
-        <w:jc w:val="both"/>
-      </w:pPr>
-      <w:r>
-        <w:rPr>
-          <w:rtl/>
-        </w:rPr>
-        <w:t>تعریف مفهومی: روش دلفی فرایندی ساختاریافته برای دستیابی به اجماع گروهی خبرگان درباره موضوعی است که فهرست پیشینی و تثبیت‌شده‌ای از پاسخ‌</w:t>
-      </w:r>
-      <w:r>
-        <w:rPr>
-          <w:rtl/>
-        </w:rPr>
-        <w:t xml:space="preserve">های آن در دست نیست؛ این روش از طریق دورهای متوالی پرسشنامه و بازخورد کنترل‌شده و ناشناس نتایج هر دور به اعضای پانل اجرا می‌شود، ویژگی‌ای که آن را از مصاحبه منفرد یا پیمایش یک‌مرحله‌ای متمایز می‌کند </w:t>
-      </w:r>
-      <w:r>
-        <w:rPr>
-          <w:rtl/>
-        </w:rPr>
-        <w:t xml:space="preserve">(ناسا و همکاران، ۲۰۲۱)</w:t>
-      </w:r>
-      <w:r>
-        <w:rPr>
-          <w:rStyle w:val="FootnoteReference"/>
-        </w:rPr>
-        <w:footnoteReference w:id="11"/>
-      </w:r>
-      <w:r>
-        <w:rPr>
-          <w:rtl/>
-        </w:rPr>
-        <w:t>. در پژوهش حاضر، فهرست چالش‌های</w:t>
-      </w:r>
-      <w:r>
-        <w:rPr>
-          <w:rtl/>
-        </w:rPr>
-        <w:t xml:space="preserve"> فروش در دور نخست به‌صورت کیفی و باز از پانل هفت نفره خبرگان گردآوری شد و در دورهای بعدی، از طریق رتبه‌بندی و بازخورد گروهی، </w:t>
-      </w:r>
-      <w:r>
-        <w:rPr>
-          <w:rtl/>
-        </w:rPr>
-        <w:t xml:space="preserve">به اجماع نسبی رسید</w:t>
-      </w:r>
-      <w:r>
-        <w:rPr>
-          <w:rtl/>
-        </w:rPr>
-        <w:t>.</w:t>
       </w:r>
     </w:p>
     <w:p/>
@@ -1680,7 +1141,7 @@
           <w:sz w:val="20"/>
           <w:szCs w:val="20"/>
         </w:rPr>
-        <w:t xml:space="preserve"> Schmidt, 1997</w:t>
+        <w:t xml:space="preserve"> Okoli &amp; Pawlowski, 2004. The Delphi method as a research tool: An example, design considerations and applications.</w:t>
       </w:r>
     </w:p>
   </w:footnote>
@@ -1698,7 +1159,7 @@
           <w:sz w:val="20"/>
           <w:szCs w:val="20"/>
         </w:rPr>
-        <w:t xml:space="preserve"> Schommer et al., 2019</w:t>
+        <w:t xml:space="preserve"> Bernard et al., 2010. Multiple-product firms and product switching.</w:t>
       </w:r>
     </w:p>
   </w:footnote>
@@ -1716,7 +1177,7 @@
           <w:sz w:val="20"/>
           <w:szCs w:val="20"/>
         </w:rPr>
-        <w:t xml:space="preserve"> Mammen et al., 2021</w:t>
+        <w:t xml:space="preserve"> Gabaix, 2011. The granular origins of aggregate fluctuations.</w:t>
       </w:r>
     </w:p>
   </w:footnote>
@@ -1734,7 +1195,7 @@
           <w:sz w:val="20"/>
           <w:szCs w:val="20"/>
         </w:rPr>
-        <w:t xml:space="preserve"> Mangla et al., 2021</w:t>
+        <w:t xml:space="preserve"> Kotler &amp; Keller, 2016. Marketing management (15th ed.).</w:t>
       </w:r>
     </w:p>
   </w:footnote>
@@ -1752,7 +1213,7 @@
           <w:sz w:val="20"/>
           <w:szCs w:val="20"/>
         </w:rPr>
-        <w:t xml:space="preserve"> Nasa et al., 2021</w:t>
+        <w:t xml:space="preserve"> Schommer et al., 2019</w:t>
       </w:r>
     </w:p>
   </w:footnote>

--- a/chapter1_revised.docx
+++ b/chapter1_revised.docx
@@ -58,7 +58,7 @@
           <w:sz w:val="32"/>
           <w:szCs w:val="32"/>
         </w:rPr>
-        <w:t xml:space="preserve">مقدمه</w:t>
+        <w:t xml:space="preserve">۱-۱ مقدمه</w:t>
       </w:r>
     </w:p>
     <w:p>
@@ -98,7 +98,7 @@
         <w:rPr>
           <w:rtl/>
         </w:rPr>
-        <w:t xml:space="preserve">سرتیترهای این فصل به ترتیب عبارت‌اند از: بیان مسئله (۱-۱)، اهمیت و ضرورت پژوهش (۱-۲)، اهداف پژوهش (۱-۳)، پرسش‌های پژوهش (۱-۴)، قلمروهای پژوهش (۱-۵) و تعاریف مفهومی و عملیاتی (۱-۶).</w:t>
+        <w:t xml:space="preserve">سرتیترهای این فصل به ترتیب عبارت‌اند از: بیان مسئله، اهمیت و ضرورت پژوهش، اهداف پژوهش، پرسش‌های پژوهش، قلمروهای پژوهش و تعاریف مفهومی و عملیاتی.</w:t>
       </w:r>
     </w:p>
     <w:p>
@@ -117,7 +117,7 @@
           <w:sz w:val="32"/>
           <w:szCs w:val="32"/>
         </w:rPr>
-        <w:t xml:space="preserve">۱-۱ بیان مسئله</w:t>
+        <w:t xml:space="preserve">۱-۲ بیان مسئله</w:t>
       </w:r>
     </w:p>
     <w:p>
@@ -464,7 +464,7 @@
           <w:sz w:val="32"/>
           <w:szCs w:val="32"/>
         </w:rPr>
-        <w:t xml:space="preserve">۱-۲ اهمیت و ضرورت</w:t>
+        <w:t xml:space="preserve">۱-۳ اهمیت و ضرورت</w:t>
       </w:r>
     </w:p>
     <w:p>
@@ -674,7 +674,7 @@
           <w:sz w:val="32"/>
           <w:szCs w:val="32"/>
         </w:rPr>
-        <w:t xml:space="preserve">۱-۳ اهداف تحقیق</w:t>
+        <w:t xml:space="preserve">۱-۴ اهداف تحقیق</w:t>
       </w:r>
     </w:p>
     <w:p>
@@ -735,7 +735,7 @@
           <w:sz w:val="32"/>
           <w:szCs w:val="32"/>
         </w:rPr>
-        <w:t xml:space="preserve">۱-۴ پرسش‌های تحقیق</w:t>
+        <w:t xml:space="preserve">۱-۵ پرسش‌های تحقیق</w:t>
       </w:r>
     </w:p>
     <w:p>
@@ -790,7 +790,7 @@
           <w:sz w:val="32"/>
           <w:szCs w:val="32"/>
         </w:rPr>
-        <w:t xml:space="preserve">۱-۵ قلمروهای تحقیق</w:t>
+        <w:t xml:space="preserve">۱-۶ قلمروهای تحقیق</w:t>
       </w:r>
     </w:p>
     <w:p>
@@ -801,7 +801,7 @@
         <w:spacing w:before="180" w:after="80"/>
       </w:pPr>
       <w:r>
-        <w:t xml:space="preserve">۱-۵-۱ قلمرو موضوعی</w:t>
+        <w:t xml:space="preserve">۱-۶-۱ قلمرو موضوعی</w:t>
       </w:r>
     </w:p>
     <w:p>
@@ -826,7 +826,7 @@
         <w:spacing w:before="180" w:after="80"/>
       </w:pPr>
       <w:r>
-        <w:t xml:space="preserve">۱-۵-۲ قلمرو مکانی</w:t>
+        <w:t xml:space="preserve">۱-۶-۲ قلمرو مکانی</w:t>
       </w:r>
     </w:p>
     <w:p>
@@ -851,7 +851,7 @@
         <w:spacing w:before="180" w:after="80"/>
       </w:pPr>
       <w:r>
-        <w:t xml:space="preserve">۱-۵-۳ قلمرو زمانی</w:t>
+        <w:t xml:space="preserve">۱-۶-۳ قلمرو زمانی</w:t>
       </w:r>
     </w:p>
     <w:p>
@@ -884,7 +884,7 @@
           <w:sz w:val="32"/>
           <w:szCs w:val="32"/>
         </w:rPr>
-        <w:t xml:space="preserve">۱-۶ تعاریف مفهومی و عملیاتی</w:t>
+        <w:t xml:space="preserve">۱-۷ تعاریف مفهومی و عملیاتی</w:t>
       </w:r>
     </w:p>
     <w:p>
@@ -895,7 +895,7 @@
         <w:spacing w:before="180" w:after="80"/>
       </w:pPr>
       <w:r>
-        <w:t xml:space="preserve">۱-۶-۱ فروش</w:t>
+        <w:t xml:space="preserve">۱-۷-۱ فروش</w:t>
       </w:r>
     </w:p>
     <w:p>
@@ -932,7 +932,7 @@
         <w:spacing w:before="180" w:after="80"/>
       </w:pPr>
       <w:r>
-        <w:t xml:space="preserve">۱-۶-۲ شرکت تک‌محصولی</w:t>
+        <w:t xml:space="preserve">۱-۷-۲ شرکت تک‌محصولی</w:t>
       </w:r>
     </w:p>
     <w:p>
